--- a/src/main/resources/templates/NhapKho/bien-ban-dinh-gia-NK.docx
+++ b/src/main/resources/templates/NhapKho/bien-ban-dinh-gia-NK.docx
@@ -79,6 +79,7 @@
           <w:rFonts w:ascii="Times New Roman" w:eastAsia="Times New Roman" w:hAnsi="Times New Roman" w:cs="Times New Roman"/>
           <w:b/>
           <w:i/>
+          <w:color w:val="EE0000"/>
           <w:sz w:val="23"/>
         </w:rPr>
         <w:t xml:space="preserve">{{CURRENT_DATE}} </w:t>

--- a/src/main/resources/templates/NhapKho/bien-ban-dinh-gia-NK.docx
+++ b/src/main/resources/templates/NhapKho/bien-ban-dinh-gia-NK.docx
@@ -60,16 +60,18 @@
     <w:p>
       <w:pPr>
         <w:spacing w:before="120" w:after="0" w:line="312" w:lineRule="auto"/>
-        <w:ind w:firstLine="282"/>
+        <w:jc w:val="both"/>
         <w:rPr>
           <w:rFonts w:ascii="Times New Roman" w:hAnsi="Times New Roman" w:cs="Times New Roman"/>
+          <w:bCs/>
+          <w:iCs/>
         </w:rPr>
       </w:pPr>
       <w:r>
         <w:rPr>
           <w:rFonts w:ascii="Times New Roman" w:eastAsia="Times New Roman" w:hAnsi="Times New Roman" w:cs="Times New Roman"/>
-          <w:b/>
-          <w:i/>
+          <w:bCs/>
+          <w:iCs/>
           <w:sz w:val="23"/>
         </w:rPr>
         <w:t xml:space="preserve">Hôm nay, ngày </w:t>
@@ -77,8 +79,8 @@
       <w:r>
         <w:rPr>
           <w:rFonts w:ascii="Times New Roman" w:eastAsia="Times New Roman" w:hAnsi="Times New Roman" w:cs="Times New Roman"/>
-          <w:b/>
-          <w:i/>
+          <w:bCs/>
+          <w:iCs/>
           <w:color w:val="EE0000"/>
           <w:sz w:val="23"/>
         </w:rPr>
@@ -87,8 +89,8 @@
       <w:r>
         <w:rPr>
           <w:rFonts w:ascii="Times New Roman" w:eastAsia="Times New Roman" w:hAnsi="Times New Roman" w:cs="Times New Roman"/>
-          <w:b/>
-          <w:i/>
+          <w:bCs/>
+          <w:iCs/>
           <w:sz w:val="23"/>
         </w:rPr>
         <w:t>tại Công ty CP TM XNK Huy Tiến Dũng. Chúng tôi gồm có:</w:t>
@@ -612,9 +614,20 @@
       <w:r>
         <w:rPr>
           <w:rFonts w:ascii="Times New Roman" w:eastAsia="Times New Roman" w:hAnsi="Times New Roman" w:cs="Times New Roman"/>
+          <w:b/>
           <w:sz w:val="23"/>
         </w:rPr>
-        <w:t>04/02/2026</w:t>
+        <w:t xml:space="preserve"> </w:t>
+      </w:r>
+      <w:r>
+        <w:rPr>
+          <w:rFonts w:ascii="Times New Roman" w:eastAsia="Times New Roman" w:hAnsi="Times New Roman" w:cs="Times New Roman"/>
+          <w:b/>
+          <w:i/>
+          <w:color w:val="EE0000"/>
+          <w:sz w:val="23"/>
+        </w:rPr>
+        <w:t>{{CURRENT_DATE}}</w:t>
       </w:r>
     </w:p>
     <w:p>
@@ -689,17 +702,67 @@
       <w:pPr>
         <w:spacing w:before="120" w:after="0" w:line="312" w:lineRule="auto"/>
         <w:rPr>
-          <w:rFonts w:ascii="Times New Roman" w:hAnsi="Times New Roman" w:cs="Times New Roman"/>
-        </w:rPr>
-      </w:pPr>
-      <w:r>
-        <w:rPr>
           <w:rFonts w:ascii="Times New Roman" w:eastAsia="Times New Roman" w:hAnsi="Times New Roman" w:cs="Times New Roman"/>
           <w:b/>
           <w:sz w:val="23"/>
         </w:rPr>
+      </w:pPr>
+      <w:r>
+        <w:rPr>
+          <w:rFonts w:ascii="Times New Roman" w:eastAsia="Times New Roman" w:hAnsi="Times New Roman" w:cs="Times New Roman"/>
+          <w:b/>
+          <w:sz w:val="23"/>
+        </w:rPr>
         <w:t xml:space="preserve">4.Mô tả tài sản bảo đảm: </w:t>
       </w:r>
+    </w:p>
+    <w:p>
+      <w:pPr>
+        <w:spacing w:before="120" w:after="0" w:line="312" w:lineRule="auto"/>
+        <w:rPr>
+          <w:rFonts w:ascii="Times New Roman" w:eastAsia="Times New Roman" w:hAnsi="Times New Roman" w:cs="Times New Roman"/>
+          <w:b/>
+          <w:sz w:val="23"/>
+        </w:rPr>
+      </w:pPr>
+    </w:p>
+    <w:p>
+      <w:pPr>
+        <w:spacing w:before="120" w:after="0" w:line="312" w:lineRule="auto"/>
+        <w:rPr>
+          <w:rFonts w:ascii="Times New Roman" w:eastAsia="Times New Roman" w:hAnsi="Times New Roman" w:cs="Times New Roman"/>
+          <w:b/>
+          <w:sz w:val="23"/>
+        </w:rPr>
+      </w:pPr>
+    </w:p>
+    <w:p>
+      <w:pPr>
+        <w:spacing w:before="120" w:after="0" w:line="312" w:lineRule="auto"/>
+        <w:rPr>
+          <w:rFonts w:ascii="Times New Roman" w:eastAsia="Times New Roman" w:hAnsi="Times New Roman" w:cs="Times New Roman"/>
+          <w:b/>
+          <w:sz w:val="23"/>
+        </w:rPr>
+      </w:pPr>
+    </w:p>
+    <w:p>
+      <w:pPr>
+        <w:spacing w:before="120" w:after="0" w:line="312" w:lineRule="auto"/>
+        <w:rPr>
+          <w:rFonts w:ascii="Times New Roman" w:eastAsia="Times New Roman" w:hAnsi="Times New Roman" w:cs="Times New Roman"/>
+          <w:b/>
+          <w:sz w:val="23"/>
+        </w:rPr>
+      </w:pPr>
+    </w:p>
+    <w:p>
+      <w:pPr>
+        <w:spacing w:before="120" w:after="0" w:line="312" w:lineRule="auto"/>
+        <w:rPr>
+          <w:rFonts w:ascii="Times New Roman" w:hAnsi="Times New Roman" w:cs="Times New Roman"/>
+        </w:rPr>
+      </w:pPr>
     </w:p>
     <w:tbl>
       <w:tblPr>
@@ -745,6 +808,7 @@
                 <w:b/>
                 <w:sz w:val="23"/>
               </w:rPr>
+              <w:lastRenderedPageBreak/>
               <w:t>Stt</w:t>
             </w:r>
           </w:p>
@@ -824,24 +888,31 @@
               <w:jc w:val="center"/>
               <w:rPr>
                 <w:rFonts w:ascii="Times New Roman" w:hAnsi="Times New Roman" w:cs="Times New Roman"/>
+                <w:sz w:val="20"/>
+                <w:szCs w:val="20"/>
               </w:rPr>
             </w:pPr>
             <w:r>
               <w:rPr>
-                <w:rFonts w:ascii="Times New Roman" w:hAnsi="Times New Roman" w:cs="Times New Roman"/>
-              </w:rPr>
-              <w:lastRenderedPageBreak/>
+                <w:rFonts w:ascii="Times New Roman" w:eastAsia="Times New Roman" w:hAnsi="Times New Roman" w:cs="Times New Roman"/>
+                <w:sz w:val="20"/>
+                <w:szCs w:val="20"/>
+              </w:rPr>
               <w:t>{{</w:t>
             </w:r>
             <w:r>
               <w:rPr>
-                <w:rFonts w:ascii="Times New Roman" w:hAnsi="Times New Roman" w:cs="Times New Roman"/>
+                <w:rFonts w:ascii="Times New Roman" w:eastAsia="Times New Roman" w:hAnsi="Times New Roman" w:cs="Times New Roman"/>
+                <w:sz w:val="20"/>
+                <w:szCs w:val="20"/>
               </w:rPr>
               <w:t>stt</w:t>
             </w:r>
             <w:r>
               <w:rPr>
-                <w:rFonts w:ascii="Times New Roman" w:hAnsi="Times New Roman" w:cs="Times New Roman"/>
+                <w:rFonts w:ascii="Times New Roman" w:eastAsia="Times New Roman" w:hAnsi="Times New Roman" w:cs="Times New Roman"/>
+                <w:sz w:val="20"/>
+                <w:szCs w:val="20"/>
               </w:rPr>
               <w:t>}}</w:t>
             </w:r>
@@ -863,31 +934,31 @@
               <w:spacing w:after="3"/>
               <w:rPr>
                 <w:rFonts w:ascii="Times New Roman" w:eastAsia="Times New Roman" w:hAnsi="Times New Roman" w:cs="Times New Roman"/>
-                <w:color w:val="EE0000"/>
-                <w:sz w:val="23"/>
+                <w:sz w:val="20"/>
+                <w:szCs w:val="20"/>
               </w:rPr>
             </w:pPr>
             <w:r>
               <w:rPr>
                 <w:rFonts w:ascii="Times New Roman" w:eastAsia="Times New Roman" w:hAnsi="Times New Roman" w:cs="Times New Roman"/>
-                <w:color w:val="EE0000"/>
-                <w:sz w:val="23"/>
+                <w:sz w:val="20"/>
+                <w:szCs w:val="20"/>
               </w:rPr>
               <w:t>{{</w:t>
             </w:r>
             <w:r>
               <w:rPr>
                 <w:rFonts w:ascii="Times New Roman" w:eastAsia="Times New Roman" w:hAnsi="Times New Roman" w:cs="Times New Roman"/>
-                <w:color w:val="EE0000"/>
-                <w:sz w:val="23"/>
+                <w:sz w:val="20"/>
+                <w:szCs w:val="20"/>
               </w:rPr>
               <w:t>vehicle_info</w:t>
             </w:r>
             <w:r>
               <w:rPr>
                 <w:rFonts w:ascii="Times New Roman" w:eastAsia="Times New Roman" w:hAnsi="Times New Roman" w:cs="Times New Roman"/>
-                <w:color w:val="EE0000"/>
-                <w:sz w:val="23"/>
+                <w:sz w:val="20"/>
+                <w:szCs w:val="20"/>
               </w:rPr>
               <w:t>}}</w:t>
             </w:r>
@@ -897,71 +968,79 @@
               <w:spacing w:after="3"/>
               <w:rPr>
                 <w:rFonts w:ascii="Times New Roman" w:hAnsi="Times New Roman" w:cs="Times New Roman"/>
+                <w:sz w:val="20"/>
+                <w:szCs w:val="20"/>
               </w:rPr>
             </w:pPr>
             <w:r>
               <w:rPr>
                 <w:rFonts w:ascii="Times New Roman" w:eastAsia="Times New Roman" w:hAnsi="Times New Roman" w:cs="Times New Roman"/>
-                <w:sz w:val="23"/>
+                <w:sz w:val="20"/>
+                <w:szCs w:val="20"/>
               </w:rPr>
               <w:t>Theo HĐTC số</w:t>
             </w:r>
             <w:r>
               <w:rPr>
                 <w:rFonts w:ascii="Times New Roman" w:eastAsia="Times New Roman" w:hAnsi="Times New Roman" w:cs="Times New Roman"/>
-                <w:sz w:val="23"/>
+                <w:sz w:val="20"/>
+                <w:szCs w:val="20"/>
               </w:rPr>
               <w:t xml:space="preserve"> </w:t>
             </w:r>
             <w:r>
               <w:rPr>
                 <w:rFonts w:ascii="Times New Roman" w:eastAsia="Times New Roman" w:hAnsi="Times New Roman" w:cs="Times New Roman"/>
-                <w:color w:val="EE0000"/>
-                <w:sz w:val="23"/>
+                <w:sz w:val="20"/>
+                <w:szCs w:val="20"/>
               </w:rPr>
               <w:t>{{</w:t>
             </w:r>
             <w:r>
               <w:rPr>
                 <w:rFonts w:ascii="Times New Roman" w:eastAsia="Times New Roman" w:hAnsi="Times New Roman" w:cs="Times New Roman"/>
-                <w:color w:val="EE0000"/>
-                <w:sz w:val="23"/>
+                <w:sz w:val="20"/>
+                <w:szCs w:val="20"/>
               </w:rPr>
               <w:t>HDBD</w:t>
             </w:r>
             <w:r>
               <w:rPr>
                 <w:rFonts w:ascii="Times New Roman" w:eastAsia="Times New Roman" w:hAnsi="Times New Roman" w:cs="Times New Roman"/>
-                <w:color w:val="EE0000"/>
-                <w:sz w:val="23"/>
+                <w:sz w:val="20"/>
+                <w:szCs w:val="20"/>
               </w:rPr>
               <w:t xml:space="preserve">}} </w:t>
             </w:r>
             <w:r>
               <w:rPr>
                 <w:rFonts w:ascii="Times New Roman" w:eastAsia="Times New Roman" w:hAnsi="Times New Roman" w:cs="Times New Roman"/>
-                <w:sz w:val="23"/>
+                <w:sz w:val="20"/>
+                <w:szCs w:val="20"/>
               </w:rPr>
               <w:t xml:space="preserve">ngày </w:t>
             </w:r>
             <w:r>
               <w:rPr>
                 <w:rFonts w:ascii="Times New Roman" w:eastAsia="Times New Roman" w:hAnsi="Times New Roman" w:cs="Times New Roman"/>
-                <w:sz w:val="23"/>
+                <w:sz w:val="20"/>
+                <w:szCs w:val="20"/>
               </w:rPr>
               <w:t>{{</w:t>
             </w:r>
             <w:r>
               <w:rPr>
                 <w:rFonts w:ascii="Times New Roman" w:eastAsia="Times New Roman" w:hAnsi="Times New Roman" w:cs="Times New Roman"/>
-                <w:sz w:val="23"/>
+                <w:sz w:val="20"/>
+                <w:szCs w:val="20"/>
               </w:rPr>
               <w:t>HDBD_DATE</w:t>
             </w:r>
             <w:r>
               <w:rPr>
                 <w:rFonts w:ascii="Times New Roman" w:eastAsia="Times New Roman" w:hAnsi="Times New Roman" w:cs="Times New Roman"/>
-                <w:sz w:val="23"/>
+                <w:sz w:val="20"/>
+                <w:szCs w:val="20"/>
               </w:rPr>
               <w:t>}}</w:t>
             </w:r>
@@ -981,20 +1060,24 @@
             <w:pPr>
               <w:spacing w:after="3"/>
               <w:rPr>
-                <w:rFonts w:ascii="Times New Roman" w:hAnsi="Times New Roman" w:cs="Times New Roman"/>
+                <w:rFonts w:ascii="Times New Roman" w:eastAsia="Times New Roman" w:hAnsi="Times New Roman" w:cs="Times New Roman"/>
+                <w:sz w:val="20"/>
+                <w:szCs w:val="20"/>
               </w:rPr>
             </w:pPr>
             <w:r>
               <w:rPr>
                 <w:rFonts w:ascii="Times New Roman" w:eastAsia="Times New Roman" w:hAnsi="Times New Roman" w:cs="Times New Roman"/>
-                <w:sz w:val="23"/>
+                <w:sz w:val="20"/>
+                <w:szCs w:val="20"/>
               </w:rPr>
               <w:t>Tên phương tiện: Xe ô tô con</w:t>
             </w:r>
             <w:r>
               <w:rPr>
                 <w:rFonts w:ascii="Times New Roman" w:eastAsia="Times New Roman" w:hAnsi="Times New Roman" w:cs="Times New Roman"/>
-                <w:sz w:val="23"/>
+                <w:sz w:val="20"/>
+                <w:szCs w:val="20"/>
               </w:rPr>
               <w:t xml:space="preserve"> </w:t>
             </w:r>
@@ -1003,13 +1086,16 @@
             <w:pPr>
               <w:spacing w:after="3"/>
               <w:rPr>
-                <w:rFonts w:ascii="Times New Roman" w:hAnsi="Times New Roman" w:cs="Times New Roman"/>
+                <w:rFonts w:ascii="Times New Roman" w:eastAsia="Times New Roman" w:hAnsi="Times New Roman" w:cs="Times New Roman"/>
+                <w:sz w:val="20"/>
+                <w:szCs w:val="20"/>
               </w:rPr>
             </w:pPr>
             <w:r>
               <w:rPr>
                 <w:rFonts w:ascii="Times New Roman" w:eastAsia="Times New Roman" w:hAnsi="Times New Roman" w:cs="Times New Roman"/>
-                <w:sz w:val="23"/>
+                <w:sz w:val="20"/>
+                <w:szCs w:val="20"/>
               </w:rPr>
               <w:t xml:space="preserve">Nhãn </w:t>
             </w:r>
@@ -1017,14 +1103,16 @@
             <w:r>
               <w:rPr>
                 <w:rFonts w:ascii="Times New Roman" w:eastAsia="Times New Roman" w:hAnsi="Times New Roman" w:cs="Times New Roman"/>
-                <w:sz w:val="23"/>
+                <w:sz w:val="20"/>
+                <w:szCs w:val="20"/>
               </w:rPr>
               <w:t>hiệu:</w:t>
             </w:r>
             <w:r>
               <w:rPr>
                 <w:rFonts w:ascii="Times New Roman" w:eastAsia="Times New Roman" w:hAnsi="Times New Roman" w:cs="Times New Roman"/>
-                <w:sz w:val="23"/>
+                <w:sz w:val="20"/>
+                <w:szCs w:val="20"/>
               </w:rPr>
               <w:t>{</w:t>
             </w:r>
@@ -1032,14 +1120,16 @@
             <w:r>
               <w:rPr>
                 <w:rFonts w:ascii="Times New Roman" w:eastAsia="Times New Roman" w:hAnsi="Times New Roman" w:cs="Times New Roman"/>
-                <w:sz w:val="23"/>
+                <w:sz w:val="20"/>
+                <w:szCs w:val="20"/>
               </w:rPr>
               <w:t>{manufacturer}}</w:t>
             </w:r>
             <w:r>
               <w:rPr>
                 <w:rFonts w:ascii="Times New Roman" w:eastAsia="Times New Roman" w:hAnsi="Times New Roman" w:cs="Times New Roman"/>
-                <w:sz w:val="23"/>
+                <w:sz w:val="20"/>
+                <w:szCs w:val="20"/>
               </w:rPr>
               <w:t xml:space="preserve"> </w:t>
             </w:r>
@@ -1048,41 +1138,48 @@
             <w:pPr>
               <w:spacing w:after="36"/>
               <w:rPr>
-                <w:rFonts w:ascii="Times New Roman" w:hAnsi="Times New Roman" w:cs="Times New Roman"/>
+                <w:rFonts w:ascii="Times New Roman" w:eastAsia="Times New Roman" w:hAnsi="Times New Roman" w:cs="Times New Roman"/>
+                <w:sz w:val="20"/>
+                <w:szCs w:val="20"/>
               </w:rPr>
             </w:pPr>
             <w:r>
               <w:rPr>
                 <w:rFonts w:ascii="Times New Roman" w:eastAsia="Times New Roman" w:hAnsi="Times New Roman" w:cs="Times New Roman"/>
-                <w:sz w:val="23"/>
+                <w:sz w:val="20"/>
+                <w:szCs w:val="20"/>
               </w:rPr>
               <w:t xml:space="preserve">Số loại: </w:t>
             </w:r>
             <w:r>
               <w:rPr>
                 <w:rFonts w:ascii="Times New Roman" w:eastAsia="Times New Roman" w:hAnsi="Times New Roman" w:cs="Times New Roman"/>
-                <w:sz w:val="23"/>
+                <w:sz w:val="20"/>
+                <w:szCs w:val="20"/>
               </w:rPr>
               <w:t>{{model_type}}</w:t>
             </w:r>
             <w:r>
               <w:rPr>
                 <w:rFonts w:ascii="Times New Roman" w:eastAsia="Times New Roman" w:hAnsi="Times New Roman" w:cs="Times New Roman"/>
-                <w:sz w:val="23"/>
+                <w:sz w:val="20"/>
+                <w:szCs w:val="20"/>
               </w:rPr>
               <w:t xml:space="preserve">  </w:t>
             </w:r>
             <w:r>
               <w:rPr>
                 <w:rFonts w:ascii="Times New Roman" w:eastAsia="Times New Roman" w:hAnsi="Times New Roman" w:cs="Times New Roman"/>
-                <w:sz w:val="23"/>
+                <w:sz w:val="20"/>
+                <w:szCs w:val="20"/>
               </w:rPr>
               <w:t xml:space="preserve"> </w:t>
             </w:r>
             <w:r>
               <w:rPr>
                 <w:rFonts w:ascii="Times New Roman" w:eastAsia="Times New Roman" w:hAnsi="Times New Roman" w:cs="Times New Roman"/>
-                <w:sz w:val="23"/>
+                <w:sz w:val="20"/>
+                <w:szCs w:val="20"/>
               </w:rPr>
               <w:t xml:space="preserve">  </w:t>
             </w:r>
@@ -1091,21 +1188,25 @@
             <w:pPr>
               <w:spacing w:after="36"/>
               <w:rPr>
-                <w:rFonts w:ascii="Times New Roman" w:hAnsi="Times New Roman" w:cs="Times New Roman"/>
+                <w:rFonts w:ascii="Times New Roman" w:eastAsia="Times New Roman" w:hAnsi="Times New Roman" w:cs="Times New Roman"/>
+                <w:sz w:val="20"/>
+                <w:szCs w:val="20"/>
               </w:rPr>
             </w:pPr>
             <w:proofErr w:type="gramStart"/>
             <w:r>
               <w:rPr>
                 <w:rFonts w:ascii="Times New Roman" w:eastAsia="Times New Roman" w:hAnsi="Times New Roman" w:cs="Times New Roman"/>
-                <w:sz w:val="23"/>
+                <w:sz w:val="20"/>
+                <w:szCs w:val="20"/>
               </w:rPr>
               <w:t>SK:</w:t>
             </w:r>
             <w:r>
               <w:rPr>
                 <w:rFonts w:ascii="Times New Roman" w:eastAsia="Times New Roman" w:hAnsi="Times New Roman" w:cs="Times New Roman"/>
-                <w:sz w:val="23"/>
+                <w:sz w:val="20"/>
+                <w:szCs w:val="20"/>
               </w:rPr>
               <w:t>{</w:t>
             </w:r>
@@ -1113,21 +1214,24 @@
             <w:r>
               <w:rPr>
                 <w:rFonts w:ascii="Times New Roman" w:eastAsia="Times New Roman" w:hAnsi="Times New Roman" w:cs="Times New Roman"/>
-                <w:sz w:val="23"/>
+                <w:sz w:val="20"/>
+                <w:szCs w:val="20"/>
               </w:rPr>
               <w:t>{chassi</w:t>
             </w:r>
             <w:r>
               <w:rPr>
                 <w:rFonts w:ascii="Times New Roman" w:eastAsia="Times New Roman" w:hAnsi="Times New Roman" w:cs="Times New Roman"/>
-                <w:sz w:val="23"/>
+                <w:sz w:val="20"/>
+                <w:szCs w:val="20"/>
               </w:rPr>
               <w:t>s</w:t>
             </w:r>
             <w:r>
               <w:rPr>
                 <w:rFonts w:ascii="Times New Roman" w:eastAsia="Times New Roman" w:hAnsi="Times New Roman" w:cs="Times New Roman"/>
-                <w:sz w:val="23"/>
+                <w:sz w:val="20"/>
+                <w:szCs w:val="20"/>
               </w:rPr>
               <w:t>}}</w:t>
             </w:r>
@@ -1136,20 +1240,24 @@
             <w:pPr>
               <w:spacing w:line="267" w:lineRule="auto"/>
               <w:rPr>
-                <w:rFonts w:ascii="Times New Roman" w:hAnsi="Times New Roman" w:cs="Times New Roman"/>
+                <w:rFonts w:ascii="Times New Roman" w:eastAsia="Times New Roman" w:hAnsi="Times New Roman" w:cs="Times New Roman"/>
+                <w:sz w:val="20"/>
+                <w:szCs w:val="20"/>
               </w:rPr>
             </w:pPr>
             <w:r>
               <w:rPr>
                 <w:rFonts w:ascii="Times New Roman" w:eastAsia="Times New Roman" w:hAnsi="Times New Roman" w:cs="Times New Roman"/>
-                <w:sz w:val="23"/>
+                <w:sz w:val="20"/>
+                <w:szCs w:val="20"/>
               </w:rPr>
               <w:t xml:space="preserve">Màu sơn: </w:t>
             </w:r>
             <w:r>
               <w:rPr>
                 <w:rFonts w:ascii="Times New Roman" w:eastAsia="Times New Roman" w:hAnsi="Times New Roman" w:cs="Times New Roman"/>
-                <w:sz w:val="23"/>
+                <w:sz w:val="20"/>
+                <w:szCs w:val="20"/>
               </w:rPr>
               <w:t>{{color}}</w:t>
             </w:r>
@@ -1158,27 +1266,32 @@
             <w:pPr>
               <w:spacing w:line="267" w:lineRule="auto"/>
               <w:rPr>
-                <w:rFonts w:ascii="Times New Roman" w:hAnsi="Times New Roman" w:cs="Times New Roman"/>
+                <w:rFonts w:ascii="Times New Roman" w:eastAsia="Times New Roman" w:hAnsi="Times New Roman" w:cs="Times New Roman"/>
+                <w:sz w:val="20"/>
+                <w:szCs w:val="20"/>
               </w:rPr>
             </w:pPr>
             <w:r>
               <w:rPr>
                 <w:rFonts w:ascii="Times New Roman" w:eastAsia="Times New Roman" w:hAnsi="Times New Roman" w:cs="Times New Roman"/>
-                <w:sz w:val="23"/>
+                <w:sz w:val="20"/>
+                <w:szCs w:val="20"/>
               </w:rPr>
               <w:t xml:space="preserve">Số chỗ ngồi: </w:t>
             </w:r>
             <w:r>
               <w:rPr>
                 <w:rFonts w:ascii="Times New Roman" w:eastAsia="Times New Roman" w:hAnsi="Times New Roman" w:cs="Times New Roman"/>
-                <w:sz w:val="23"/>
+                <w:sz w:val="20"/>
+                <w:szCs w:val="20"/>
               </w:rPr>
               <w:t>{{seats}}</w:t>
             </w:r>
             <w:r>
               <w:rPr>
                 <w:rFonts w:ascii="Times New Roman" w:eastAsia="Times New Roman" w:hAnsi="Times New Roman" w:cs="Times New Roman"/>
-                <w:sz w:val="23"/>
+                <w:sz w:val="20"/>
+                <w:szCs w:val="20"/>
               </w:rPr>
               <w:t xml:space="preserve"> </w:t>
             </w:r>
@@ -1188,20 +1301,23 @@
               <w:spacing w:line="267" w:lineRule="auto"/>
               <w:rPr>
                 <w:rFonts w:ascii="Times New Roman" w:eastAsia="Times New Roman" w:hAnsi="Times New Roman" w:cs="Times New Roman"/>
-                <w:sz w:val="23"/>
+                <w:sz w:val="20"/>
+                <w:szCs w:val="20"/>
               </w:rPr>
             </w:pPr>
             <w:r>
               <w:rPr>
                 <w:rFonts w:ascii="Times New Roman" w:eastAsia="Times New Roman" w:hAnsi="Times New Roman" w:cs="Times New Roman"/>
-                <w:sz w:val="23"/>
+                <w:sz w:val="20"/>
+                <w:szCs w:val="20"/>
               </w:rPr>
               <w:t xml:space="preserve">Số máy: </w:t>
             </w:r>
             <w:r>
               <w:rPr>
                 <w:rFonts w:ascii="Times New Roman" w:eastAsia="Times New Roman" w:hAnsi="Times New Roman" w:cs="Times New Roman"/>
-                <w:sz w:val="23"/>
+                <w:sz w:val="20"/>
+                <w:szCs w:val="20"/>
               </w:rPr>
               <w:t>{{engine}}</w:t>
             </w:r>
@@ -1211,12 +1327,15 @@
               <w:spacing w:line="267" w:lineRule="auto"/>
               <w:rPr>
                 <w:rFonts w:ascii="Times New Roman" w:hAnsi="Times New Roman" w:cs="Times New Roman"/>
+                <w:sz w:val="20"/>
+                <w:szCs w:val="20"/>
               </w:rPr>
             </w:pPr>
             <w:r>
               <w:rPr>
                 <w:rFonts w:ascii="Times New Roman" w:eastAsia="Times New Roman" w:hAnsi="Times New Roman" w:cs="Times New Roman"/>
-                <w:sz w:val="23"/>
+                <w:sz w:val="20"/>
+                <w:szCs w:val="20"/>
               </w:rPr>
               <w:t>Hiện trạng: Xe mới 100%.</w:t>
             </w:r>
@@ -1321,8 +1440,8 @@
     <w:tbl>
       <w:tblPr>
         <w:tblStyle w:val="TableGrid"/>
-        <w:tblW w:w="10080" w:type="dxa"/>
-        <w:tblInd w:w="-813" w:type="dxa"/>
+        <w:tblW w:w="10440" w:type="dxa"/>
+        <w:tblInd w:w="-363" w:type="dxa"/>
         <w:tblLayout w:type="fixed"/>
         <w:tblCellMar>
           <w:left w:w="35" w:type="dxa"/>
@@ -1332,13 +1451,13 @@
       </w:tblPr>
       <w:tblGrid>
         <w:gridCol w:w="720"/>
-        <w:gridCol w:w="2970"/>
+        <w:gridCol w:w="2790"/>
         <w:gridCol w:w="1530"/>
-        <w:gridCol w:w="1510"/>
-        <w:gridCol w:w="624"/>
-        <w:gridCol w:w="836"/>
-        <w:gridCol w:w="984"/>
-        <w:gridCol w:w="906"/>
+        <w:gridCol w:w="1260"/>
+        <w:gridCol w:w="630"/>
+        <w:gridCol w:w="1170"/>
+        <w:gridCol w:w="1080"/>
+        <w:gridCol w:w="1260"/>
       </w:tblGrid>
       <w:tr>
         <w:trPr>
@@ -1357,7 +1476,7 @@
           </w:tcPr>
           <w:p>
             <w:pPr>
-              <w:jc w:val="both"/>
+              <w:jc w:val="center"/>
               <w:rPr>
                 <w:rFonts w:ascii="Times New Roman" w:hAnsi="Times New Roman" w:cs="Times New Roman"/>
               </w:rPr>
@@ -1373,7 +1492,7 @@
         </w:tc>
         <w:tc>
           <w:tcPr>
-            <w:tcW w:w="2970" w:type="dxa"/>
+            <w:tcW w:w="2790" w:type="dxa"/>
             <w:tcBorders>
               <w:top w:val="single" w:sz="2" w:space="0" w:color="000000"/>
               <w:left w:val="single" w:sz="2" w:space="0" w:color="000000"/>
@@ -1411,6 +1530,7 @@
           </w:tcPr>
           <w:p>
             <w:pPr>
+              <w:jc w:val="center"/>
               <w:rPr>
                 <w:rFonts w:ascii="Times New Roman" w:hAnsi="Times New Roman" w:cs="Times New Roman"/>
               </w:rPr>
@@ -1426,7 +1546,7 @@
         </w:tc>
         <w:tc>
           <w:tcPr>
-            <w:tcW w:w="1510" w:type="dxa"/>
+            <w:tcW w:w="1260" w:type="dxa"/>
             <w:tcBorders>
               <w:top w:val="single" w:sz="2" w:space="0" w:color="000000"/>
               <w:left w:val="single" w:sz="2" w:space="0" w:color="000000"/>
@@ -1453,7 +1573,7 @@
         </w:tc>
         <w:tc>
           <w:tcPr>
-            <w:tcW w:w="624" w:type="dxa"/>
+            <w:tcW w:w="630" w:type="dxa"/>
             <w:tcBorders>
               <w:top w:val="single" w:sz="2" w:space="0" w:color="000000"/>
               <w:left w:val="single" w:sz="2" w:space="0" w:color="000000"/>
@@ -1466,6 +1586,7 @@
             <w:pPr>
               <w:spacing w:line="261" w:lineRule="auto"/>
               <w:ind w:firstLine="110"/>
+              <w:jc w:val="center"/>
               <w:rPr>
                 <w:rFonts w:ascii="Times New Roman" w:hAnsi="Times New Roman" w:cs="Times New Roman"/>
               </w:rPr>
@@ -1480,6 +1601,7 @@
           </w:p>
           <w:p>
             <w:pPr>
+              <w:jc w:val="center"/>
               <w:rPr>
                 <w:rFonts w:ascii="Times New Roman" w:hAnsi="Times New Roman" w:cs="Times New Roman"/>
               </w:rPr>
@@ -1495,7 +1617,7 @@
         </w:tc>
         <w:tc>
           <w:tcPr>
-            <w:tcW w:w="836" w:type="dxa"/>
+            <w:tcW w:w="1170" w:type="dxa"/>
             <w:tcBorders>
               <w:top w:val="single" w:sz="2" w:space="0" w:color="000000"/>
               <w:left w:val="single" w:sz="2" w:space="0" w:color="000000"/>
@@ -1508,6 +1630,7 @@
             <w:pPr>
               <w:spacing w:line="261" w:lineRule="auto"/>
               <w:ind w:hanging="192"/>
+              <w:jc w:val="center"/>
               <w:rPr>
                 <w:rFonts w:ascii="Times New Roman" w:hAnsi="Times New Roman" w:cs="Times New Roman"/>
               </w:rPr>
@@ -1517,7 +1640,7 @@
                 <w:rFonts w:ascii="Times New Roman" w:eastAsia="Times New Roman" w:hAnsi="Times New Roman" w:cs="Times New Roman"/>
                 <w:sz w:val="19"/>
               </w:rPr>
-              <w:t xml:space="preserve">Đơn giá theo hóa đơn </w:t>
+              <w:t xml:space="preserve">   Đơn giá theo hóa đơn</w:t>
             </w:r>
           </w:p>
           <w:p>
@@ -1538,7 +1661,7 @@
           </w:p>
           <w:p>
             <w:pPr>
-              <w:jc w:val="both"/>
+              <w:jc w:val="center"/>
               <w:rPr>
                 <w:rFonts w:ascii="Times New Roman" w:hAnsi="Times New Roman" w:cs="Times New Roman"/>
               </w:rPr>
@@ -1554,7 +1677,7 @@
         </w:tc>
         <w:tc>
           <w:tcPr>
-            <w:tcW w:w="984" w:type="dxa"/>
+            <w:tcW w:w="1080" w:type="dxa"/>
             <w:tcBorders>
               <w:top w:val="single" w:sz="2" w:space="0" w:color="000000"/>
               <w:left w:val="single" w:sz="2" w:space="0" w:color="000000"/>
@@ -1567,6 +1690,7 @@
             <w:pPr>
               <w:spacing w:line="261" w:lineRule="auto"/>
               <w:ind w:firstLine="115"/>
+              <w:jc w:val="center"/>
               <w:rPr>
                 <w:rFonts w:ascii="Times New Roman" w:hAnsi="Times New Roman" w:cs="Times New Roman"/>
               </w:rPr>
@@ -1597,7 +1721,7 @@
         </w:tc>
         <w:tc>
           <w:tcPr>
-            <w:tcW w:w="906" w:type="dxa"/>
+            <w:tcW w:w="1260" w:type="dxa"/>
             <w:tcBorders>
               <w:top w:val="single" w:sz="2" w:space="0" w:color="000000"/>
               <w:left w:val="single" w:sz="2" w:space="0" w:color="000000"/>
@@ -1610,6 +1734,7 @@
             <w:pPr>
               <w:spacing w:line="261" w:lineRule="auto"/>
               <w:ind w:hanging="31"/>
+              <w:jc w:val="center"/>
               <w:rPr>
                 <w:rFonts w:ascii="Times New Roman" w:hAnsi="Times New Roman" w:cs="Times New Roman"/>
               </w:rPr>
@@ -1619,12 +1744,13 @@
                 <w:rFonts w:ascii="Times New Roman" w:eastAsia="Times New Roman" w:hAnsi="Times New Roman" w:cs="Times New Roman"/>
                 <w:sz w:val="19"/>
               </w:rPr>
-              <w:t xml:space="preserve">Giá trị thỏa thuận giữa </w:t>
+              <w:t>Giá trị thỏa thuận giữa</w:t>
             </w:r>
           </w:p>
           <w:p>
             <w:pPr>
               <w:spacing w:after="2"/>
+              <w:jc w:val="center"/>
               <w:rPr>
                 <w:rFonts w:ascii="Times New Roman" w:hAnsi="Times New Roman" w:cs="Times New Roman"/>
               </w:rPr>
@@ -1634,7 +1760,7 @@
                 <w:rFonts w:ascii="Times New Roman" w:eastAsia="Times New Roman" w:hAnsi="Times New Roman" w:cs="Times New Roman"/>
                 <w:sz w:val="19"/>
               </w:rPr>
-              <w:t xml:space="preserve">ngân hàng và </w:t>
+              <w:t>ngân hàng và</w:t>
             </w:r>
           </w:p>
           <w:p>
@@ -1689,23 +1815,31 @@
             <w:pPr>
               <w:rPr>
                 <w:rFonts w:ascii="Times New Roman" w:hAnsi="Times New Roman" w:cs="Times New Roman"/>
+                <w:sz w:val="20"/>
+                <w:szCs w:val="20"/>
               </w:rPr>
             </w:pPr>
             <w:r>
               <w:rPr>
                 <w:rFonts w:ascii="Times New Roman" w:hAnsi="Times New Roman" w:cs="Times New Roman"/>
+                <w:sz w:val="20"/>
+                <w:szCs w:val="20"/>
               </w:rPr>
               <w:t>{{</w:t>
             </w:r>
             <w:r>
               <w:rPr>
                 <w:rFonts w:ascii="Times New Roman" w:hAnsi="Times New Roman" w:cs="Times New Roman"/>
+                <w:sz w:val="20"/>
+                <w:szCs w:val="20"/>
               </w:rPr>
               <w:t>stt</w:t>
             </w:r>
             <w:r>
               <w:rPr>
                 <w:rFonts w:ascii="Times New Roman" w:hAnsi="Times New Roman" w:cs="Times New Roman"/>
+                <w:sz w:val="20"/>
+                <w:szCs w:val="20"/>
               </w:rPr>
               <w:t>}}</w:t>
             </w:r>
@@ -1713,7 +1847,7 @@
         </w:tc>
         <w:tc>
           <w:tcPr>
-            <w:tcW w:w="2970" w:type="dxa"/>
+            <w:tcW w:w="2790" w:type="dxa"/>
             <w:tcBorders>
               <w:top w:val="single" w:sz="2" w:space="0" w:color="000000"/>
               <w:left w:val="single" w:sz="2" w:space="0" w:color="000000"/>
@@ -1728,14 +1862,16 @@
               <w:rPr>
                 <w:rFonts w:ascii="Times New Roman" w:eastAsia="Times New Roman" w:hAnsi="Times New Roman" w:cs="Times New Roman"/>
                 <w:color w:val="EE0000"/>
-                <w:sz w:val="23"/>
+                <w:sz w:val="20"/>
+                <w:szCs w:val="20"/>
               </w:rPr>
             </w:pPr>
             <w:r>
               <w:rPr>
                 <w:rFonts w:ascii="Times New Roman" w:eastAsia="Times New Roman" w:hAnsi="Times New Roman" w:cs="Times New Roman"/>
                 <w:color w:val="EE0000"/>
-                <w:sz w:val="23"/>
+                <w:sz w:val="20"/>
+                <w:szCs w:val="20"/>
               </w:rPr>
               <w:t>{{vehicle_info}}</w:t>
             </w:r>
@@ -1746,12 +1882,15 @@
               <w:jc w:val="both"/>
               <w:rPr>
                 <w:rFonts w:ascii="Times New Roman" w:hAnsi="Times New Roman" w:cs="Times New Roman"/>
+                <w:sz w:val="20"/>
+                <w:szCs w:val="20"/>
               </w:rPr>
             </w:pPr>
             <w:r>
               <w:rPr>
                 <w:rFonts w:ascii="Times New Roman" w:eastAsia="Times New Roman" w:hAnsi="Times New Roman" w:cs="Times New Roman"/>
-                <w:sz w:val="23"/>
+                <w:sz w:val="20"/>
+                <w:szCs w:val="20"/>
               </w:rPr>
               <w:t xml:space="preserve">Theo HĐTC số </w:t>
             </w:r>
@@ -1759,7 +1898,8 @@
               <w:rPr>
                 <w:rFonts w:ascii="Times New Roman" w:eastAsia="Times New Roman" w:hAnsi="Times New Roman" w:cs="Times New Roman"/>
                 <w:color w:val="EE0000"/>
-                <w:sz w:val="23"/>
+                <w:sz w:val="20"/>
+                <w:szCs w:val="20"/>
               </w:rPr>
               <w:t>{{</w:t>
             </w:r>
@@ -1767,7 +1907,8 @@
               <w:rPr>
                 <w:rFonts w:ascii="Times New Roman" w:eastAsia="Times New Roman" w:hAnsi="Times New Roman" w:cs="Times New Roman"/>
                 <w:color w:val="EE0000"/>
-                <w:sz w:val="23"/>
+                <w:sz w:val="20"/>
+                <w:szCs w:val="20"/>
               </w:rPr>
               <w:t>HDBD</w:t>
             </w:r>
@@ -1775,28 +1916,32 @@
               <w:rPr>
                 <w:rFonts w:ascii="Times New Roman" w:eastAsia="Times New Roman" w:hAnsi="Times New Roman" w:cs="Times New Roman"/>
                 <w:color w:val="EE0000"/>
-                <w:sz w:val="23"/>
+                <w:sz w:val="20"/>
+                <w:szCs w:val="20"/>
               </w:rPr>
               <w:t xml:space="preserve">}} </w:t>
             </w:r>
             <w:r>
               <w:rPr>
                 <w:rFonts w:ascii="Times New Roman" w:eastAsia="Times New Roman" w:hAnsi="Times New Roman" w:cs="Times New Roman"/>
-                <w:sz w:val="23"/>
+                <w:sz w:val="20"/>
+                <w:szCs w:val="20"/>
               </w:rPr>
               <w:t>ngày {{</w:t>
             </w:r>
             <w:r>
               <w:rPr>
                 <w:rFonts w:ascii="Times New Roman" w:eastAsia="Times New Roman" w:hAnsi="Times New Roman" w:cs="Times New Roman"/>
-                <w:sz w:val="23"/>
+                <w:sz w:val="20"/>
+                <w:szCs w:val="20"/>
               </w:rPr>
               <w:t>HDBD_DATE</w:t>
             </w:r>
             <w:r>
               <w:rPr>
                 <w:rFonts w:ascii="Times New Roman" w:eastAsia="Times New Roman" w:hAnsi="Times New Roman" w:cs="Times New Roman"/>
-                <w:sz w:val="23"/>
+                <w:sz w:val="20"/>
+                <w:szCs w:val="20"/>
               </w:rPr>
               <w:t>}}</w:t>
             </w:r>
@@ -1818,26 +1963,31 @@
               <w:jc w:val="center"/>
               <w:rPr>
                 <w:rFonts w:ascii="Times New Roman" w:hAnsi="Times New Roman" w:cs="Times New Roman"/>
+                <w:sz w:val="20"/>
+                <w:szCs w:val="20"/>
               </w:rPr>
             </w:pPr>
             <w:r>
               <w:rPr>
                 <w:rFonts w:ascii="Times New Roman" w:eastAsia="Times New Roman" w:hAnsi="Times New Roman" w:cs="Times New Roman"/>
-                <w:sz w:val="23"/>
+                <w:sz w:val="20"/>
+                <w:szCs w:val="20"/>
               </w:rPr>
               <w:t>{{chassi</w:t>
             </w:r>
             <w:r>
               <w:rPr>
                 <w:rFonts w:ascii="Times New Roman" w:eastAsia="Times New Roman" w:hAnsi="Times New Roman" w:cs="Times New Roman"/>
-                <w:sz w:val="23"/>
+                <w:sz w:val="20"/>
+                <w:szCs w:val="20"/>
               </w:rPr>
               <w:t>s</w:t>
             </w:r>
             <w:r>
               <w:rPr>
                 <w:rFonts w:ascii="Times New Roman" w:eastAsia="Times New Roman" w:hAnsi="Times New Roman" w:cs="Times New Roman"/>
-                <w:sz w:val="23"/>
+                <w:sz w:val="20"/>
+                <w:szCs w:val="20"/>
               </w:rPr>
               <w:t>}}</w:t>
             </w:r>
@@ -1845,7 +1995,7 @@
         </w:tc>
         <w:tc>
           <w:tcPr>
-            <w:tcW w:w="1510" w:type="dxa"/>
+            <w:tcW w:w="1260" w:type="dxa"/>
             <w:tcBorders>
               <w:top w:val="single" w:sz="2" w:space="0" w:color="000000"/>
               <w:left w:val="single" w:sz="2" w:space="0" w:color="000000"/>
@@ -1859,12 +2009,15 @@
               <w:jc w:val="center"/>
               <w:rPr>
                 <w:rFonts w:ascii="Times New Roman" w:hAnsi="Times New Roman" w:cs="Times New Roman"/>
+                <w:sz w:val="20"/>
+                <w:szCs w:val="20"/>
               </w:rPr>
             </w:pPr>
             <w:r>
               <w:rPr>
                 <w:rFonts w:ascii="Times New Roman" w:eastAsia="Times New Roman" w:hAnsi="Times New Roman" w:cs="Times New Roman"/>
-                <w:sz w:val="23"/>
+                <w:sz w:val="20"/>
+                <w:szCs w:val="20"/>
               </w:rPr>
               <w:t>{{engine}}</w:t>
             </w:r>
@@ -1872,7 +2025,7 @@
         </w:tc>
         <w:tc>
           <w:tcPr>
-            <w:tcW w:w="624" w:type="dxa"/>
+            <w:tcW w:w="630" w:type="dxa"/>
             <w:tcBorders>
               <w:top w:val="single" w:sz="2" w:space="0" w:color="000000"/>
               <w:left w:val="single" w:sz="2" w:space="0" w:color="000000"/>
@@ -1886,12 +2039,15 @@
               <w:jc w:val="center"/>
               <w:rPr>
                 <w:rFonts w:ascii="Times New Roman" w:hAnsi="Times New Roman" w:cs="Times New Roman"/>
+                <w:sz w:val="20"/>
+                <w:szCs w:val="20"/>
               </w:rPr>
             </w:pPr>
             <w:r>
               <w:rPr>
                 <w:rFonts w:ascii="Times New Roman" w:eastAsia="Times New Roman" w:hAnsi="Times New Roman" w:cs="Times New Roman"/>
-                <w:sz w:val="19"/>
+                <w:sz w:val="20"/>
+                <w:szCs w:val="20"/>
               </w:rPr>
               <w:t>1</w:t>
             </w:r>
@@ -1899,7 +2055,7 @@
         </w:tc>
         <w:tc>
           <w:tcPr>
-            <w:tcW w:w="836" w:type="dxa"/>
+            <w:tcW w:w="1170" w:type="dxa"/>
             <w:tcBorders>
               <w:top w:val="single" w:sz="2" w:space="0" w:color="000000"/>
               <w:left w:val="single" w:sz="2" w:space="0" w:color="000000"/>
@@ -1913,12 +2069,15 @@
               <w:jc w:val="both"/>
               <w:rPr>
                 <w:rFonts w:ascii="Times New Roman" w:hAnsi="Times New Roman" w:cs="Times New Roman"/>
+                <w:sz w:val="20"/>
+                <w:szCs w:val="20"/>
               </w:rPr>
             </w:pPr>
             <w:r>
               <w:rPr>
                 <w:rFonts w:ascii="Times New Roman" w:eastAsia="Times New Roman" w:hAnsi="Times New Roman" w:cs="Times New Roman"/>
-                <w:sz w:val="19"/>
+                <w:sz w:val="20"/>
+                <w:szCs w:val="20"/>
               </w:rPr>
               <w:t>{{price}}</w:t>
             </w:r>
@@ -1926,7 +2085,7 @@
         </w:tc>
         <w:tc>
           <w:tcPr>
-            <w:tcW w:w="984" w:type="dxa"/>
+            <w:tcW w:w="1080" w:type="dxa"/>
             <w:tcBorders>
               <w:top w:val="single" w:sz="2" w:space="0" w:color="000000"/>
               <w:left w:val="single" w:sz="2" w:space="0" w:color="000000"/>
@@ -1940,12 +2099,15 @@
               <w:jc w:val="both"/>
               <w:rPr>
                 <w:rFonts w:ascii="Times New Roman" w:hAnsi="Times New Roman" w:cs="Times New Roman"/>
+                <w:sz w:val="20"/>
+                <w:szCs w:val="20"/>
               </w:rPr>
             </w:pPr>
             <w:r>
               <w:rPr>
                 <w:rFonts w:ascii="Times New Roman" w:eastAsia="Times New Roman" w:hAnsi="Times New Roman" w:cs="Times New Roman"/>
-                <w:sz w:val="19"/>
+                <w:sz w:val="20"/>
+                <w:szCs w:val="20"/>
               </w:rPr>
               <w:t>{{price}}</w:t>
             </w:r>
@@ -1953,7 +2115,7 @@
         </w:tc>
         <w:tc>
           <w:tcPr>
-            <w:tcW w:w="906" w:type="dxa"/>
+            <w:tcW w:w="1260" w:type="dxa"/>
             <w:tcBorders>
               <w:top w:val="single" w:sz="2" w:space="0" w:color="000000"/>
               <w:left w:val="single" w:sz="2" w:space="0" w:color="000000"/>
@@ -1966,12 +2128,15 @@
             <w:pPr>
               <w:rPr>
                 <w:rFonts w:ascii="Times New Roman" w:hAnsi="Times New Roman" w:cs="Times New Roman"/>
+                <w:sz w:val="20"/>
+                <w:szCs w:val="20"/>
               </w:rPr>
             </w:pPr>
             <w:r>
               <w:rPr>
                 <w:rFonts w:ascii="Times New Roman" w:eastAsia="Times New Roman" w:hAnsi="Times New Roman" w:cs="Times New Roman"/>
-                <w:sz w:val="19"/>
+                <w:sz w:val="20"/>
+                <w:szCs w:val="20"/>
               </w:rPr>
               <w:t>{{price}}</w:t>
             </w:r>
@@ -1984,7 +2149,7 @@
         </w:trPr>
         <w:tc>
           <w:tcPr>
-            <w:tcW w:w="8190" w:type="dxa"/>
+            <w:tcW w:w="8100" w:type="dxa"/>
             <w:gridSpan w:val="6"/>
             <w:tcBorders>
               <w:top w:val="single" w:sz="2" w:space="0" w:color="000000"/>
@@ -2012,7 +2177,7 @@
         </w:tc>
         <w:tc>
           <w:tcPr>
-            <w:tcW w:w="984" w:type="dxa"/>
+            <w:tcW w:w="1080" w:type="dxa"/>
             <w:tcBorders>
               <w:top w:val="single" w:sz="2" w:space="0" w:color="000000"/>
               <w:left w:val="single" w:sz="2" w:space="0" w:color="000000"/>
@@ -2039,7 +2204,7 @@
         </w:tc>
         <w:tc>
           <w:tcPr>
-            <w:tcW w:w="906" w:type="dxa"/>
+            <w:tcW w:w="1260" w:type="dxa"/>
             <w:tcBorders>
               <w:top w:val="single" w:sz="2" w:space="0" w:color="000000"/>
               <w:left w:val="single" w:sz="2" w:space="0" w:color="000000"/>
